--- a/docs/progress/07_deploy.docx
+++ b/docs/progress/07_deploy.docx
@@ -12,7 +12,7 @@
           <w:b/>
           <w:sz w:val="24"/>
         </w:rPr>
-        <w:t>Progress report 7 of 10</w:t>
+        <w:t>Thesis progress report</w:t>
       </w:r>
     </w:p>
     <w:p>
@@ -64,20 +64,7 @@
           <w:b w:val="0"/>
           <w:sz w:val="24"/>
         </w:rPr>
-        <w:t>Report 6 ends with an ONNX file and a sidecar of session options.</w:t>
-      </w:r>
-    </w:p>
-    <w:p>
-      <w:pPr>
-        <w:spacing w:after="160" w:before="40" w:line="276" w:lineRule="auto"/>
-      </w:pPr>
-      <w:r>
-        <w:rPr>
-          <w:rFonts w:ascii="Liberation Serif" w:hAnsi="Liberation Serif" w:eastAsia="Liberation Serif"/>
-          <w:b w:val="0"/>
-          <w:sz w:val="24"/>
-        </w:rPr>
-        <w:t>This note is the program that loads that file on the simulated aircraft.</w:t>
+        <w:t>Measurement ends with an ONNX file and a sidecar of session options. This report is the program that loads that file on the simulated aircraft.</w:t>
       </w:r>
     </w:p>
     <w:p>
@@ -121,14 +108,9 @@
     </w:p>
     <w:p>
       <w:r>
-        <w:br w:type="page"/>
-      </w:r>
-    </w:p>
-    <w:p>
-      <w:r>
         <w:drawing>
           <wp:inline xmlns:a="http://schemas.openxmlformats.org/drawingml/2006/main" xmlns:pic="http://schemas.openxmlformats.org/drawingml/2006/picture">
-            <wp:extent cx="5669280" cy="1700784"/>
+            <wp:extent cx="5303520" cy="6267796"/>
             <wp:docPr id="1" name="Picture 1"/>
             <wp:cNvGraphicFramePr>
               <a:graphicFrameLocks noChangeAspect="1"/>
@@ -149,7 +131,7 @@
                   <pic:spPr>
                     <a:xfrm>
                       <a:off x="0" y="0"/>
-                      <a:ext cx="5669280" cy="1700784"/>
+                      <a:ext cx="5303520" cy="6267796"/>
                     </a:xfrm>
                     <a:prstGeom prst="rect"/>
                   </pic:spPr>
@@ -183,7 +165,7 @@
           <w:b w:val="0"/>
           <w:sz w:val="24"/>
         </w:rPr>
-        <w:t>Deployment loads the measured file and does not fly. The next note lets a remote model name the plan.</w:t>
+        <w:t>The simulated aircraft only runs the file. It does not choose the recipe. A remote model can still be the thing that names the plan.</w:t>
       </w:r>
     </w:p>
     <w:sectPr>

--- a/docs/progress/07_deploy.docx
+++ b/docs/progress/07_deploy.docx
@@ -104,6 +104,19 @@
           <w:sz w:val="24"/>
         </w:rPr>
         <w:t>The sidecar next to the ONNX file stores the plan and the session options, so the node uses the same thread count that was measured. Camera frames can be written to disk with record_frames.py. That recording is a separate experiment from the compile table.</w:t>
+      </w:r>
+    </w:p>
+    <w:p>
+      <w:pPr>
+        <w:spacing w:after="160" w:before="40" w:line="276" w:lineRule="auto"/>
+      </w:pPr>
+      <w:r>
+        <w:rPr>
+          <w:rFonts w:ascii="Liberation Serif" w:hAnsi="Liberation Serif" w:eastAsia="Liberation Serif"/>
+          <w:b w:val="0"/>
+          <w:sz w:val="24"/>
+        </w:rPr>
+        <w:t>The early write-up treated the flying stack as the thesis, so the compiler was going to talk to PX4. That would have made a bad setpoint look like a bad compile. The node was therefore forbidden from publishing setpoints, and the compiler was forbidden from reading them. Getting a picture out of Gazebo was its own failure: one render path crashed, and the camera topic was empty until the bridge and the airframe matched. Those are environment facts. They are not compile results, and they are not written down as if they were.</w:t>
       </w:r>
     </w:p>
     <w:p>
